--- a/Kenan_Ibragimov_Unity_Developer.docx
+++ b/Kenan_Ibragimov_Unity_Developer.docx
@@ -121,7 +121,7 @@
                   <w:color w:val="FFFFFF"/>
                   <w:sz w:val="16"/>
                 </w:rPr>
-                <w:t>shoxssisa@gmail.com</w:t>
+                <w:t>kenanibragimov@ro.ru</w:t>
               </w:r>
             </w:hyperlink>
           </w:p>
